--- a/src/assets/title.docx
+++ b/src/assets/title.docx
@@ -10,7 +10,7 @@
         <mc:AlternateContent>
           <mc:Choice Requires="wps">
             <w:drawing>
-              <wp:anchor distT="45720" distB="45720" distL="114300" distR="114300" simplePos="0" relativeHeight="251661312" behindDoc="0" locked="0" layoutInCell="1" allowOverlap="1" wp14:anchorId="511A4494" wp14:editId="45685992">
+              <wp:anchor distT="45720" distB="45720" distL="114300" distR="114300" simplePos="0" relativeHeight="251661312" behindDoc="0" locked="0" layoutInCell="1" allowOverlap="1" wp14:anchorId="511A4494" wp14:editId="055455A3">
                 <wp:simplePos x="0" y="0"/>
                 <wp:positionH relativeFrom="margin">
                   <wp:align>center</wp:align>
@@ -68,15 +68,18 @@
                                 <w:rFonts w:ascii="Harlow Solid Italic" w:hAnsi="Harlow Solid Italic"/>
                                 <w:b/>
                                 <w:outline/>
-                                <w:color w:val="E97132" w:themeColor="accent2"/>
+                                <w:color w:val="D4AF37"/>
                                 <w:sz w:val="144"/>
                                 <w:szCs w:val="144"/>
+                                <w14:glow w14:rad="228600">
+                                  <w14:srgbClr w14:val="FFD700"/>
+                                </w14:glow>
                                 <w14:shadow w14:blurRad="0" w14:dist="38100" w14:dir="2700000" w14:sx="100000" w14:sy="100000" w14:kx="0" w14:ky="0" w14:algn="tl">
-                                  <w14:schemeClr w14:val="accent2"/>
+                                  <w14:srgbClr w14:val="FFD700"/>
                                 </w14:shadow>
                                 <w14:textOutline w14:w="6604" w14:cap="flat" w14:cmpd="sng" w14:algn="ctr">
                                   <w14:solidFill>
-                                    <w14:schemeClr w14:val="accent2"/>
+                                    <w14:srgbClr w14:val="D4AF37"/>
                                   </w14:solidFill>
                                   <w14:prstDash w14:val="solid"/>
                                   <w14:round/>
@@ -93,15 +96,18 @@
                                 <w:rFonts w:ascii="Harlow Solid Italic" w:hAnsi="Harlow Solid Italic"/>
                                 <w:b/>
                                 <w:outline/>
-                                <w:color w:val="E97132" w:themeColor="accent2"/>
+                                <w:color w:val="D4AF37"/>
                                 <w:sz w:val="144"/>
                                 <w:szCs w:val="144"/>
+                                <w14:glow w14:rad="228600">
+                                  <w14:srgbClr w14:val="FFD700"/>
+                                </w14:glow>
                                 <w14:shadow w14:blurRad="0" w14:dist="38100" w14:dir="2700000" w14:sx="100000" w14:sy="100000" w14:kx="0" w14:ky="0" w14:algn="tl">
-                                  <w14:schemeClr w14:val="accent2"/>
+                                  <w14:srgbClr w14:val="FFD700"/>
                                 </w14:shadow>
                                 <w14:textOutline w14:w="6604" w14:cap="flat" w14:cmpd="sng" w14:algn="ctr">
                                   <w14:solidFill>
-                                    <w14:schemeClr w14:val="accent2"/>
+                                    <w14:srgbClr w14:val="D4AF37"/>
                                   </w14:solidFill>
                                   <w14:prstDash w14:val="solid"/>
                                   <w14:round/>
@@ -119,15 +125,18 @@
                                 <w:rFonts w:ascii="Harlow Solid Italic" w:hAnsi="Harlow Solid Italic"/>
                                 <w:b/>
                                 <w:outline/>
-                                <w:color w:val="E97132" w:themeColor="accent2"/>
+                                <w:color w:val="D4AF37"/>
                                 <w:sz w:val="144"/>
                                 <w:szCs w:val="144"/>
+                                <w14:glow w14:rad="228600">
+                                  <w14:srgbClr w14:val="FFD700"/>
+                                </w14:glow>
                                 <w14:shadow w14:blurRad="0" w14:dist="38100" w14:dir="2700000" w14:sx="100000" w14:sy="100000" w14:kx="0" w14:ky="0" w14:algn="tl">
-                                  <w14:schemeClr w14:val="accent2"/>
+                                  <w14:srgbClr w14:val="FFD700"/>
                                 </w14:shadow>
                                 <w14:textOutline w14:w="6604" w14:cap="flat" w14:cmpd="sng" w14:algn="ctr">
                                   <w14:solidFill>
-                                    <w14:schemeClr w14:val="accent2"/>
+                                    <w14:srgbClr w14:val="D4AF37"/>
                                   </w14:solidFill>
                                   <w14:prstDash w14:val="solid"/>
                                   <w14:round/>
@@ -175,15 +184,18 @@
                           <w:rFonts w:ascii="Harlow Solid Italic" w:hAnsi="Harlow Solid Italic"/>
                           <w:b/>
                           <w:outline/>
-                          <w:color w:val="E97132" w:themeColor="accent2"/>
+                          <w:color w:val="D4AF37"/>
                           <w:sz w:val="144"/>
                           <w:szCs w:val="144"/>
+                          <w14:glow w14:rad="228600">
+                            <w14:srgbClr w14:val="FFD700"/>
+                          </w14:glow>
                           <w14:shadow w14:blurRad="0" w14:dist="38100" w14:dir="2700000" w14:sx="100000" w14:sy="100000" w14:kx="0" w14:ky="0" w14:algn="tl">
-                            <w14:schemeClr w14:val="accent2"/>
+                            <w14:srgbClr w14:val="FFD700"/>
                           </w14:shadow>
                           <w14:textOutline w14:w="6604" w14:cap="flat" w14:cmpd="sng" w14:algn="ctr">
                             <w14:solidFill>
-                              <w14:schemeClr w14:val="accent2"/>
+                              <w14:srgbClr w14:val="D4AF37"/>
                             </w14:solidFill>
                             <w14:prstDash w14:val="solid"/>
                             <w14:round/>
@@ -200,15 +212,18 @@
                           <w:rFonts w:ascii="Harlow Solid Italic" w:hAnsi="Harlow Solid Italic"/>
                           <w:b/>
                           <w:outline/>
-                          <w:color w:val="E97132" w:themeColor="accent2"/>
+                          <w:color w:val="D4AF37"/>
                           <w:sz w:val="144"/>
                           <w:szCs w:val="144"/>
+                          <w14:glow w14:rad="228600">
+                            <w14:srgbClr w14:val="FFD700"/>
+                          </w14:glow>
                           <w14:shadow w14:blurRad="0" w14:dist="38100" w14:dir="2700000" w14:sx="100000" w14:sy="100000" w14:kx="0" w14:ky="0" w14:algn="tl">
-                            <w14:schemeClr w14:val="accent2"/>
+                            <w14:srgbClr w14:val="FFD700"/>
                           </w14:shadow>
                           <w14:textOutline w14:w="6604" w14:cap="flat" w14:cmpd="sng" w14:algn="ctr">
                             <w14:solidFill>
-                              <w14:schemeClr w14:val="accent2"/>
+                              <w14:srgbClr w14:val="D4AF37"/>
                             </w14:solidFill>
                             <w14:prstDash w14:val="solid"/>
                             <w14:round/>
@@ -226,15 +241,18 @@
                           <w:rFonts w:ascii="Harlow Solid Italic" w:hAnsi="Harlow Solid Italic"/>
                           <w:b/>
                           <w:outline/>
-                          <w:color w:val="E97132" w:themeColor="accent2"/>
+                          <w:color w:val="D4AF37"/>
                           <w:sz w:val="144"/>
                           <w:szCs w:val="144"/>
+                          <w14:glow w14:rad="228600">
+                            <w14:srgbClr w14:val="FFD700"/>
+                          </w14:glow>
                           <w14:shadow w14:blurRad="0" w14:dist="38100" w14:dir="2700000" w14:sx="100000" w14:sy="100000" w14:kx="0" w14:ky="0" w14:algn="tl">
-                            <w14:schemeClr w14:val="accent2"/>
+                            <w14:srgbClr w14:val="FFD700"/>
                           </w14:shadow>
                           <w14:textOutline w14:w="6604" w14:cap="flat" w14:cmpd="sng" w14:algn="ctr">
                             <w14:solidFill>
-                              <w14:schemeClr w14:val="accent2"/>
+                              <w14:srgbClr w14:val="D4AF37"/>
                             </w14:solidFill>
                             <w14:prstDash w14:val="solid"/>
                             <w14:round/>
@@ -321,17 +339,18 @@
                                 <w:rFonts w:ascii="Harlow Solid Italic" w:hAnsi="Harlow Solid Italic"/>
                                 <w:b/>
                                 <w:outline/>
-                                <w:color w:val="A02B93" w:themeColor="accent5"/>
+                                <w:color w:val="C0C0C0"/>
                                 <w:sz w:val="144"/>
                                 <w:szCs w:val="144"/>
+                                <w14:glow w14:rad="101600">
+                                  <w14:srgbClr w14:val="C0C0C0"/>
+                                </w14:glow>
                                 <w14:shadow w14:blurRad="38100" w14:dist="22860" w14:dir="5400000" w14:sx="100000" w14:sy="100000" w14:kx="0" w14:ky="0" w14:algn="tl">
-                                  <w14:srgbClr w14:val="000000">
-                                    <w14:alpha w14:val="70000"/>
-                                  </w14:srgbClr>
+                                  <w14:srgbClr w14:val="C0C0C0"/>
                                 </w14:shadow>
                                 <w14:textOutline w14:w="10160" w14:cap="flat" w14:cmpd="sng" w14:algn="ctr">
                                   <w14:solidFill>
-                                    <w14:schemeClr w14:val="accent5"/>
+                                    <w14:srgbClr w14:val="C0C0C0"/>
                                   </w14:solidFill>
                                   <w14:prstDash w14:val="solid"/>
                                   <w14:round/>
@@ -348,17 +367,18 @@
                                 <w:rFonts w:ascii="Harlow Solid Italic" w:hAnsi="Harlow Solid Italic"/>
                                 <w:b/>
                                 <w:outline/>
-                                <w:color w:val="A02B93" w:themeColor="accent5"/>
+                                <w:color w:val="C0C0C0"/>
                                 <w:sz w:val="144"/>
                                 <w:szCs w:val="144"/>
+                                <w14:glow w14:rad="101600">
+                                  <w14:srgbClr w14:val="C0C0C0"/>
+                                </w14:glow>
                                 <w14:shadow w14:blurRad="38100" w14:dist="22860" w14:dir="5400000" w14:sx="100000" w14:sy="100000" w14:kx="0" w14:ky="0" w14:algn="tl">
-                                  <w14:srgbClr w14:val="000000">
-                                    <w14:alpha w14:val="70000"/>
-                                  </w14:srgbClr>
+                                  <w14:srgbClr w14:val="C0C0C0"/>
                                 </w14:shadow>
                                 <w14:textOutline w14:w="10160" w14:cap="flat" w14:cmpd="sng" w14:algn="ctr">
                                   <w14:solidFill>
-                                    <w14:schemeClr w14:val="accent5"/>
+                                    <w14:srgbClr w14:val="C0C0C0"/>
                                   </w14:solidFill>
                                   <w14:prstDash w14:val="solid"/>
                                   <w14:round/>
@@ -402,17 +422,18 @@
                           <w:rFonts w:ascii="Harlow Solid Italic" w:hAnsi="Harlow Solid Italic"/>
                           <w:b/>
                           <w:outline/>
-                          <w:color w:val="A02B93" w:themeColor="accent5"/>
+                          <w:color w:val="C0C0C0"/>
                           <w:sz w:val="144"/>
                           <w:szCs w:val="144"/>
+                          <w14:glow w14:rad="101600">
+                            <w14:srgbClr w14:val="C0C0C0"/>
+                          </w14:glow>
                           <w14:shadow w14:blurRad="38100" w14:dist="22860" w14:dir="5400000" w14:sx="100000" w14:sy="100000" w14:kx="0" w14:ky="0" w14:algn="tl">
-                            <w14:srgbClr w14:val="000000">
-                              <w14:alpha w14:val="70000"/>
-                            </w14:srgbClr>
+                            <w14:srgbClr w14:val="C0C0C0"/>
                           </w14:shadow>
                           <w14:textOutline w14:w="10160" w14:cap="flat" w14:cmpd="sng" w14:algn="ctr">
                             <w14:solidFill>
-                              <w14:schemeClr w14:val="accent5"/>
+                              <w14:srgbClr w14:val="C0C0C0"/>
                             </w14:solidFill>
                             <w14:prstDash w14:val="solid"/>
                             <w14:round/>
@@ -429,17 +450,18 @@
                           <w:rFonts w:ascii="Harlow Solid Italic" w:hAnsi="Harlow Solid Italic"/>
                           <w:b/>
                           <w:outline/>
-                          <w:color w:val="A02B93" w:themeColor="accent5"/>
+                          <w:color w:val="C0C0C0"/>
                           <w:sz w:val="144"/>
                           <w:szCs w:val="144"/>
+                          <w14:glow w14:rad="101600">
+                            <w14:srgbClr w14:val="C0C0C0"/>
+                          </w14:glow>
                           <w14:shadow w14:blurRad="38100" w14:dist="22860" w14:dir="5400000" w14:sx="100000" w14:sy="100000" w14:kx="0" w14:ky="0" w14:algn="tl">
-                            <w14:srgbClr w14:val="000000">
-                              <w14:alpha w14:val="70000"/>
-                            </w14:srgbClr>
+                            <w14:srgbClr w14:val="C0C0C0"/>
                           </w14:shadow>
                           <w14:textOutline w14:w="10160" w14:cap="flat" w14:cmpd="sng" w14:algn="ctr">
                             <w14:solidFill>
-                              <w14:schemeClr w14:val="accent5"/>
+                              <w14:srgbClr w14:val="C0C0C0"/>
                             </w14:solidFill>
                             <w14:prstDash w14:val="solid"/>
                             <w14:round/>
